--- a/CourseIntroduction/Course Introduction - Informatics Olympiad Program.docx
+++ b/CourseIntroduction/Course Introduction - Informatics Olympiad Program.docx
@@ -42,77 +42,85 @@
     <w:p/>
     <w:p>
       <w:pPr>
-        <w:pStyle w:val="ListParagraph"/>
         <w:numPr>
           <w:ilvl w:val="0"/>
-          <w:numId w:val="1"/>
+          <w:numId w:val="6"/>
         </w:numPr>
-      </w:pPr>
-      <w:r>
-        <w:t xml:space="preserve">Build solid programming skills, </w:t>
+        <w:rPr>
+          <w:lang w:val="en-AU"/>
+        </w:rPr>
+      </w:pPr>
+      <w:r>
+        <w:t>Build solid programming skills, </w:t>
+      </w:r>
+      <w:r>
+        <w:rPr>
+          <w:lang w:val="en-AU"/>
+        </w:rPr>
+        <w:t>​</w:t>
       </w:r>
     </w:p>
     <w:p>
       <w:pPr>
-        <w:pStyle w:val="ListParagraph"/>
         <w:numPr>
           <w:ilvl w:val="0"/>
-          <w:numId w:val="1"/>
+          <w:numId w:val="6"/>
         </w:numPr>
-      </w:pPr>
-      <w:r>
-        <w:rPr>
-          <w:rFonts w:hint="eastAsia"/>
-        </w:rPr>
-        <w:t>D</w:t>
-      </w:r>
-      <w:r>
-        <w:t xml:space="preserve">evelop advanced </w:t>
-      </w:r>
-      <w:r>
-        <w:t>problem-solving</w:t>
-      </w:r>
-      <w:r>
-        <w:t xml:space="preserve"> capabilities, </w:t>
+        <w:rPr>
+          <w:lang w:val="en-AU"/>
+        </w:rPr>
+      </w:pPr>
+      <w:r>
+        <w:t>Develop advanced problem-solving capabilities, </w:t>
+      </w:r>
+      <w:r>
+        <w:rPr>
+          <w:lang w:val="en-AU"/>
+        </w:rPr>
+        <w:t>​</w:t>
       </w:r>
     </w:p>
     <w:p>
       <w:pPr>
-        <w:pStyle w:val="ListParagraph"/>
         <w:numPr>
           <w:ilvl w:val="0"/>
-          <w:numId w:val="1"/>
+          <w:numId w:val="6"/>
         </w:numPr>
-      </w:pPr>
-      <w:r>
-        <w:rPr>
-          <w:rFonts w:hint="eastAsia"/>
-        </w:rPr>
-        <w:t>A</w:t>
-      </w:r>
-      <w:r>
-        <w:t xml:space="preserve">chieve high in programming contests, </w:t>
+        <w:rPr>
+          <w:lang w:val="en-AU"/>
+        </w:rPr>
+      </w:pPr>
+      <w:r>
+        <w:t>Achieve high in programming contests, </w:t>
+      </w:r>
+      <w:r>
+        <w:rPr>
+          <w:lang w:val="en-AU"/>
+        </w:rPr>
+        <w:t>​</w:t>
       </w:r>
     </w:p>
     <w:p>
       <w:pPr>
-        <w:pStyle w:val="ListParagraph"/>
         <w:numPr>
           <w:ilvl w:val="0"/>
-          <w:numId w:val="1"/>
+          <w:numId w:val="6"/>
         </w:numPr>
-      </w:pPr>
-      <w:r>
-        <w:rPr>
-          <w:rFonts w:hint="eastAsia"/>
-        </w:rPr>
-        <w:t>G</w:t>
-      </w:r>
-      <w:r>
-        <w:t>row strong confidence and shape a bright future.</w:t>
+        <w:rPr>
+          <w:lang w:val="en-AU"/>
+        </w:rPr>
+      </w:pPr>
+      <w:r>
+        <w:t>Grow strong confidence and shape a bright future.</w:t>
       </w:r>
     </w:p>
-    <w:p/>
+    <w:p>
+      <w:pPr>
+        <w:rPr>
+          <w:lang w:val="en-AU"/>
+        </w:rPr>
+      </w:pPr>
+    </w:p>
     <w:p>
       <w:pPr>
         <w:rPr>
@@ -158,50 +166,10 @@
         </w:numPr>
       </w:pPr>
       <w:r>
-        <w:t xml:space="preserve">Strong interest in science (including </w:t>
-      </w:r>
-      <w:proofErr w:type="spellStart"/>
-      <w:r>
-        <w:t>maths</w:t>
-      </w:r>
-      <w:proofErr w:type="spellEnd"/>
-      <w:r>
-        <w:t>)</w:t>
-      </w:r>
-      <w:r>
-        <w:rPr>
-          <w:rFonts w:hint="eastAsia"/>
-        </w:rPr>
-        <w:t>,</w:t>
-      </w:r>
-    </w:p>
-    <w:p>
-      <w:pPr>
-        <w:pStyle w:val="ListParagraph"/>
-        <w:numPr>
-          <w:ilvl w:val="0"/>
-          <w:numId w:val="2"/>
-        </w:numPr>
-      </w:pPr>
-      <w:r>
-        <w:t>Sound knowledge of main topics in Second</w:t>
-      </w:r>
-      <w:r>
-        <w:rPr>
-          <w:rFonts w:hint="eastAsia"/>
-        </w:rPr>
-        <w:t>ary</w:t>
-      </w:r>
-      <w:r>
-        <w:t xml:space="preserve"> </w:t>
-      </w:r>
-      <w:proofErr w:type="spellStart"/>
-      <w:r>
-        <w:t>Maths</w:t>
-      </w:r>
-      <w:proofErr w:type="spellEnd"/>
-      <w:r>
-        <w:t xml:space="preserve"> (Y7-10)</w:t>
+        <w:t xml:space="preserve">Strong interest in </w:t>
+      </w:r>
+      <w:r>
+        <w:t>computers and maths</w:t>
       </w:r>
       <w:r>
         <w:rPr>
@@ -491,7 +459,6 @@
     <w:p>
       <w:pPr>
         <w:rPr>
-          <w:rFonts w:hint="eastAsia"/>
           <w:b/>
           <w:bCs/>
           <w:u w:val="single"/>
@@ -507,7 +474,6 @@
       </w:r>
       <w:r>
         <w:rPr>
-          <w:rFonts w:hint="eastAsia"/>
           <w:b/>
           <w:bCs/>
           <w:u w:val="single"/>
@@ -515,55 +481,76 @@
         <w:t>:</w:t>
       </w:r>
       <w:r>
-        <w:rPr>
-          <w:b/>
-          <w:bCs/>
-          <w:u w:val="single"/>
-        </w:rPr>
         <w:tab/>
       </w:r>
     </w:p>
-    <w:p/>
+    <w:p>
+      <w:pPr>
+        <w:rPr>
+          <w:rFonts w:ascii="Calibri" w:eastAsia="SimSun" w:hAnsi="Calibri"/>
+          <w:color w:val="000000" w:themeColor="text1"/>
+          <w:szCs w:val="21"/>
+        </w:rPr>
+      </w:pPr>
+    </w:p>
     <w:tbl>
       <w:tblPr>
         <w:tblStyle w:val="TableGrid"/>
-        <w:tblW w:w="5381" w:type="pct"/>
-        <w:tblLayout w:type="fixed"/>
-        <w:tblLook w:val="04A0" w:firstRow="1" w:lastRow="0" w:firstColumn="1" w:lastColumn="0" w:noHBand="0" w:noVBand="1"/>
+        <w:tblW w:w="0" w:type="auto"/>
+        <w:tblBorders>
+          <w:top w:val="single" w:sz="8" w:space="0" w:color="000000" w:themeColor="text1"/>
+          <w:left w:val="single" w:sz="8" w:space="0" w:color="000000" w:themeColor="text1"/>
+          <w:bottom w:val="single" w:sz="8" w:space="0" w:color="000000" w:themeColor="text1"/>
+          <w:right w:val="single" w:sz="8" w:space="0" w:color="000000" w:themeColor="text1"/>
+          <w:insideH w:val="single" w:sz="8" w:space="0" w:color="000000" w:themeColor="text1"/>
+          <w:insideV w:val="single" w:sz="8" w:space="0" w:color="000000" w:themeColor="text1"/>
+        </w:tblBorders>
+        <w:tblCellMar>
+          <w:top w:w="57" w:type="dxa"/>
+          <w:left w:w="57" w:type="dxa"/>
+          <w:bottom w:w="57" w:type="dxa"/>
+          <w:right w:w="57" w:type="dxa"/>
+        </w:tblCellMar>
+        <w:tblLook w:val="06A0" w:firstRow="1" w:lastRow="0" w:firstColumn="1" w:lastColumn="0" w:noHBand="1" w:noVBand="1"/>
       </w:tblPr>
       <w:tblGrid>
-        <w:gridCol w:w="2092"/>
-        <w:gridCol w:w="2128"/>
-        <w:gridCol w:w="3544"/>
-        <w:gridCol w:w="1407"/>
+        <w:gridCol w:w="2380"/>
+        <w:gridCol w:w="2966"/>
+        <w:gridCol w:w="1701"/>
+        <w:gridCol w:w="1360"/>
       </w:tblGrid>
       <w:tr>
+        <w:trPr>
+          <w:trHeight w:val="285"/>
+        </w:trPr>
         <w:tc>
           <w:tcPr>
-            <w:tcW w:w="1141" w:type="pct"/>
-            <w:tcBorders>
-              <w:top w:val="single" w:sz="4" w:space="0" w:color="auto"/>
-              <w:left w:val="single" w:sz="4" w:space="0" w:color="auto"/>
-              <w:bottom w:val="single" w:sz="4" w:space="0" w:color="auto"/>
-              <w:right w:val="single" w:sz="4" w:space="0" w:color="auto"/>
-            </w:tcBorders>
+            <w:tcW w:w="2380" w:type="dxa"/>
+            <w:tcMar>
+              <w:left w:w="101" w:type="dxa"/>
+              <w:right w:w="101" w:type="dxa"/>
+            </w:tcMar>
+            <w:vAlign w:val="bottom"/>
           </w:tcPr>
           <w:p>
             <w:pPr>
-              <w:rPr>
-                <w:rFonts w:ascii="Segoe UI Emoji" w:hAnsi="Segoe UI Emoji" w:cs="Segoe UI Emoji"/>
-                <w:b/>
-                <w:bCs/>
-                <w:sz w:val="20"/>
-                <w:szCs w:val="20"/>
+              <w:jc w:val="left"/>
+              <w:rPr>
+                <w:rFonts w:ascii="Calibri" w:eastAsia="SimSun" w:hAnsi="Calibri"/>
+                <w:b/>
+                <w:bCs/>
+                <w:color w:val="000000" w:themeColor="text1"/>
+                <w:szCs w:val="21"/>
+                <w:lang w:val="en-AU"/>
               </w:rPr>
             </w:pPr>
             <w:r>
               <w:rPr>
-                <w:b/>
-                <w:bCs/>
-                <w:sz w:val="20"/>
-                <w:szCs w:val="20"/>
+                <w:rFonts w:ascii="Calibri" w:eastAsia="SimSun" w:hAnsi="Calibri"/>
+                <w:b/>
+                <w:bCs/>
+                <w:color w:val="000000" w:themeColor="text1"/>
+                <w:szCs w:val="21"/>
               </w:rPr>
               <w:t>Target</w:t>
             </w:r>
@@ -571,29 +558,32 @@
         </w:tc>
         <w:tc>
           <w:tcPr>
-            <w:tcW w:w="1160" w:type="pct"/>
-            <w:tcBorders>
-              <w:top w:val="single" w:sz="4" w:space="0" w:color="auto"/>
-              <w:left w:val="single" w:sz="4" w:space="0" w:color="auto"/>
-              <w:bottom w:val="single" w:sz="4" w:space="0" w:color="auto"/>
-              <w:right w:val="single" w:sz="4" w:space="0" w:color="auto"/>
-            </w:tcBorders>
+            <w:tcW w:w="2966" w:type="dxa"/>
+            <w:tcMar>
+              <w:left w:w="101" w:type="dxa"/>
+              <w:right w:w="101" w:type="dxa"/>
+            </w:tcMar>
+            <w:vAlign w:val="bottom"/>
           </w:tcPr>
           <w:p>
             <w:pPr>
-              <w:rPr>
-                <w:b/>
-                <w:bCs/>
-                <w:sz w:val="20"/>
-                <w:szCs w:val="20"/>
+              <w:jc w:val="left"/>
+              <w:rPr>
+                <w:rFonts w:ascii="Calibri" w:eastAsia="SimSun" w:hAnsi="Calibri"/>
+                <w:b/>
+                <w:bCs/>
+                <w:color w:val="000000" w:themeColor="text1"/>
+                <w:szCs w:val="21"/>
+                <w:lang w:val="en-AU"/>
               </w:rPr>
             </w:pPr>
             <w:r>
               <w:rPr>
-                <w:b/>
-                <w:bCs/>
-                <w:sz w:val="20"/>
-                <w:szCs w:val="20"/>
+                <w:rFonts w:ascii="Calibri" w:eastAsia="SimSun" w:hAnsi="Calibri"/>
+                <w:b/>
+                <w:bCs/>
+                <w:color w:val="000000" w:themeColor="text1"/>
+                <w:szCs w:val="21"/>
               </w:rPr>
               <w:t>Focus</w:t>
             </w:r>
@@ -601,979 +591,1050 @@
         </w:tc>
         <w:tc>
           <w:tcPr>
-            <w:tcW w:w="1932" w:type="pct"/>
-            <w:tcBorders>
-              <w:top w:val="single" w:sz="4" w:space="0" w:color="auto"/>
-              <w:left w:val="single" w:sz="4" w:space="0" w:color="auto"/>
-              <w:bottom w:val="single" w:sz="4" w:space="0" w:color="auto"/>
-              <w:right w:val="single" w:sz="4" w:space="0" w:color="auto"/>
-            </w:tcBorders>
+            <w:tcW w:w="1701" w:type="dxa"/>
+            <w:tcMar>
+              <w:left w:w="101" w:type="dxa"/>
+              <w:right w:w="101" w:type="dxa"/>
+            </w:tcMar>
+            <w:vAlign w:val="bottom"/>
           </w:tcPr>
           <w:p>
             <w:pPr>
               <w:jc w:val="left"/>
               <w:rPr>
-                <w:b/>
-                <w:bCs/>
-                <w:sz w:val="20"/>
-                <w:szCs w:val="20"/>
+                <w:rFonts w:ascii="Calibri" w:eastAsia="SimSun" w:hAnsi="Calibri"/>
+                <w:b/>
+                <w:bCs/>
+                <w:color w:val="000000" w:themeColor="text1"/>
+                <w:szCs w:val="21"/>
+                <w:lang w:val="en-AU"/>
               </w:rPr>
             </w:pPr>
             <w:r>
               <w:rPr>
-                <w:b/>
-                <w:bCs/>
-                <w:sz w:val="20"/>
-                <w:szCs w:val="20"/>
-              </w:rPr>
-              <w:t>Road map</w:t>
+                <w:rFonts w:ascii="Calibri" w:eastAsia="SimSun" w:hAnsi="Calibri"/>
+                <w:b/>
+                <w:bCs/>
+                <w:color w:val="000000" w:themeColor="text1"/>
+                <w:szCs w:val="21"/>
+              </w:rPr>
+              <w:t>Curriculum</w:t>
             </w:r>
           </w:p>
         </w:tc>
         <w:tc>
           <w:tcPr>
-            <w:tcW w:w="768" w:type="pct"/>
-            <w:tcBorders>
-              <w:top w:val="single" w:sz="4" w:space="0" w:color="auto"/>
-              <w:left w:val="single" w:sz="4" w:space="0" w:color="auto"/>
-              <w:bottom w:val="single" w:sz="4" w:space="0" w:color="auto"/>
-              <w:right w:val="single" w:sz="4" w:space="0" w:color="auto"/>
-            </w:tcBorders>
+            <w:tcW w:w="1360" w:type="dxa"/>
+            <w:tcMar>
+              <w:left w:w="101" w:type="dxa"/>
+              <w:right w:w="101" w:type="dxa"/>
+            </w:tcMar>
+            <w:vAlign w:val="bottom"/>
           </w:tcPr>
           <w:p>
             <w:pPr>
               <w:rPr>
-                <w:b/>
-                <w:bCs/>
-                <w:sz w:val="20"/>
-                <w:szCs w:val="20"/>
+                <w:rFonts w:ascii="Calibri" w:eastAsia="SimSun" w:hAnsi="Calibri"/>
+                <w:b/>
+                <w:bCs/>
+                <w:color w:val="000000" w:themeColor="text1"/>
+                <w:szCs w:val="21"/>
+                <w:lang w:val="en-AU"/>
               </w:rPr>
             </w:pPr>
             <w:r>
               <w:rPr>
-                <w:b/>
-                <w:bCs/>
-                <w:sz w:val="20"/>
-                <w:szCs w:val="20"/>
-              </w:rPr>
-              <w:t>Progress Baseline</w:t>
+                <w:rFonts w:ascii="Calibri" w:eastAsia="SimSun" w:hAnsi="Calibri"/>
+                <w:b/>
+                <w:bCs/>
+                <w:color w:val="000000" w:themeColor="text1"/>
+                <w:szCs w:val="21"/>
+              </w:rPr>
+              <w:t>Baseline</w:t>
             </w:r>
           </w:p>
         </w:tc>
       </w:tr>
       <w:tr>
+        <w:trPr>
+          <w:trHeight w:val="135"/>
+        </w:trPr>
         <w:tc>
           <w:tcPr>
-            <w:tcW w:w="1141" w:type="pct"/>
-            <w:tcBorders>
-              <w:top w:val="single" w:sz="4" w:space="0" w:color="auto"/>
-              <w:left w:val="single" w:sz="4" w:space="0" w:color="auto"/>
-              <w:bottom w:val="single" w:sz="4" w:space="0" w:color="auto"/>
-              <w:right w:val="single" w:sz="4" w:space="0" w:color="auto"/>
-            </w:tcBorders>
+            <w:tcW w:w="2380" w:type="dxa"/>
+            <w:tcMar>
+              <w:left w:w="101" w:type="dxa"/>
+              <w:right w:w="101" w:type="dxa"/>
+            </w:tcMar>
+            <w:vAlign w:val="center"/>
           </w:tcPr>
           <w:p>
             <w:pPr>
               <w:jc w:val="left"/>
               <w:rPr>
-                <w:b/>
-                <w:bCs/>
-                <w:sz w:val="20"/>
-                <w:szCs w:val="20"/>
+                <w:rFonts w:ascii="Calibri" w:eastAsia="SimSun" w:hAnsi="Calibri"/>
+                <w:b/>
+                <w:bCs/>
+                <w:color w:val="000000" w:themeColor="text1"/>
+                <w:szCs w:val="21"/>
+                <w:lang w:val="en-AU"/>
               </w:rPr>
             </w:pPr>
             <w:r>
               <w:rPr>
-                <w:b/>
-                <w:bCs/>
-                <w:sz w:val="20"/>
-                <w:szCs w:val="20"/>
-              </w:rPr>
-              <w:t>AIO Intermediate</w:t>
-            </w:r>
-          </w:p>
-          <w:p>
-            <w:pPr>
-              <w:jc w:val="left"/>
-              <w:rPr>
-                <w:rFonts w:ascii="Segoe UI Emoji" w:hAnsi="Segoe UI Emoji" w:cs="Segoe UI Emoji"/>
-                <w:b/>
-                <w:bCs/>
-                <w:sz w:val="20"/>
-                <w:szCs w:val="20"/>
-              </w:rPr>
-            </w:pPr>
-            <w:r>
-              <w:rPr>
-                <w:b/>
-                <w:bCs/>
-                <w:sz w:val="20"/>
-                <w:szCs w:val="20"/>
-              </w:rPr>
-              <w:t>USACO Bronze / Silver</w:t>
+                <w:rFonts w:ascii="Calibri" w:eastAsia="SimSun" w:hAnsi="Calibri"/>
+                <w:b/>
+                <w:bCs/>
+                <w:color w:val="000000" w:themeColor="text1"/>
+                <w:szCs w:val="21"/>
+              </w:rPr>
+              <w:t>AIO</w:t>
+            </w:r>
+            <w:r>
+              <w:rPr>
+                <w:rFonts w:ascii="Calibri" w:eastAsia="SimSun" w:hAnsi="Calibri"/>
+                <w:b/>
+                <w:bCs/>
+                <w:color w:val="000000" w:themeColor="text1"/>
+                <w:szCs w:val="21"/>
+                <w:lang w:val="en-AU"/>
+              </w:rPr>
+              <w:t xml:space="preserve"> </w:t>
+            </w:r>
+            <w:r>
+              <w:rPr>
+                <w:rFonts w:ascii="Calibri" w:eastAsia="SimSun" w:hAnsi="Calibri"/>
+                <w:b/>
+                <w:bCs/>
+                <w:color w:val="000000" w:themeColor="text1"/>
+                <w:szCs w:val="21"/>
+              </w:rPr>
+              <w:t>Intermediate</w:t>
+            </w:r>
+            <w:r>
+              <w:rPr>
+                <w:rFonts w:ascii="Calibri" w:eastAsia="SimSun" w:hAnsi="Calibri"/>
+                <w:b/>
+                <w:bCs/>
+                <w:color w:val="000000" w:themeColor="text1"/>
+                <w:szCs w:val="21"/>
+                <w:lang w:val="en-AU"/>
+              </w:rPr>
+              <w:t xml:space="preserve"> </w:t>
+            </w:r>
+            <w:r>
+              <w:rPr>
+                <w:rFonts w:ascii="Calibri" w:eastAsia="SimSun" w:hAnsi="Calibri"/>
+                <w:b/>
+                <w:bCs/>
+                <w:color w:val="C45911" w:themeColor="accent2" w:themeShade="BF"/>
+                <w:szCs w:val="21"/>
+              </w:rPr>
+              <w:t>Medal</w:t>
             </w:r>
           </w:p>
         </w:tc>
         <w:tc>
           <w:tcPr>
-            <w:tcW w:w="1160" w:type="pct"/>
-            <w:tcBorders>
-              <w:top w:val="single" w:sz="4" w:space="0" w:color="auto"/>
-              <w:left w:val="single" w:sz="4" w:space="0" w:color="auto"/>
-              <w:bottom w:val="single" w:sz="4" w:space="0" w:color="auto"/>
-              <w:right w:val="single" w:sz="4" w:space="0" w:color="auto"/>
-            </w:tcBorders>
+            <w:tcW w:w="2966" w:type="dxa"/>
+            <w:tcMar>
+              <w:left w:w="101" w:type="dxa"/>
+              <w:right w:w="101" w:type="dxa"/>
+            </w:tcMar>
+            <w:vAlign w:val="center"/>
           </w:tcPr>
           <w:p>
             <w:pPr>
               <w:jc w:val="left"/>
               <w:rPr>
-                <w:sz w:val="20"/>
-                <w:szCs w:val="20"/>
+                <w:rFonts w:ascii="Calibri" w:eastAsia="SimSun" w:hAnsi="Calibri"/>
+                <w:color w:val="000000" w:themeColor="text1"/>
+                <w:szCs w:val="21"/>
+                <w:lang w:val="en-AU"/>
               </w:rPr>
             </w:pPr>
             <w:r>
               <w:rPr>
-                <w:sz w:val="20"/>
-                <w:szCs w:val="20"/>
+                <w:rFonts w:ascii="Calibri" w:eastAsia="SimSun" w:hAnsi="Calibri"/>
+                <w:color w:val="000000" w:themeColor="text1"/>
+                <w:szCs w:val="21"/>
               </w:rPr>
               <w:t>Basic programming and problem-solving skills.</w:t>
             </w:r>
           </w:p>
+        </w:tc>
+        <w:tc>
+          <w:tcPr>
+            <w:tcW w:w="1701" w:type="dxa"/>
+            <w:tcMar>
+              <w:left w:w="101" w:type="dxa"/>
+              <w:right w:w="101" w:type="dxa"/>
+            </w:tcMar>
+            <w:vAlign w:val="center"/>
+          </w:tcPr>
           <w:p>
             <w:pPr>
               <w:jc w:val="left"/>
               <w:rPr>
-                <w:sz w:val="20"/>
-                <w:szCs w:val="20"/>
-              </w:rPr>
+                <w:rFonts w:ascii="Calibri" w:eastAsia="SimSun" w:hAnsi="Calibri"/>
+                <w:color w:val="000000" w:themeColor="text1"/>
+                <w:szCs w:val="21"/>
+                <w:lang w:val="en-AU"/>
+              </w:rPr>
+            </w:pPr>
+            <w:r>
+              <w:rPr>
+                <w:rFonts w:ascii="Calibri" w:eastAsia="SimSun" w:hAnsi="Calibri"/>
+                <w:color w:val="000000" w:themeColor="text1"/>
+                <w:szCs w:val="21"/>
+                <w:u w:val="single"/>
+              </w:rPr>
+              <w:t>C++ Beginner</w:t>
+            </w:r>
+            <w:r>
+              <w:br/>
+            </w:r>
+            <w:r>
+              <w:rPr>
+                <w:rFonts w:ascii="Calibri" w:eastAsia="SimSun" w:hAnsi="Calibri"/>
+                <w:color w:val="000000" w:themeColor="text1"/>
+                <w:szCs w:val="21"/>
+                <w:u w:val="single"/>
+              </w:rPr>
+              <w:t>C++ Advanced</w:t>
+            </w:r>
+            <w:r>
+              <w:br/>
+            </w:r>
+          </w:p>
+        </w:tc>
+        <w:tc>
+          <w:tcPr>
+            <w:tcW w:w="1360" w:type="dxa"/>
+            <w:tcMar>
+              <w:left w:w="101" w:type="dxa"/>
+              <w:right w:w="101" w:type="dxa"/>
+            </w:tcMar>
+            <w:vAlign w:val="center"/>
+          </w:tcPr>
+          <w:p>
+            <w:pPr>
+              <w:rPr>
+                <w:rFonts w:ascii="Calibri" w:eastAsia="SimSun" w:hAnsi="Calibri"/>
+                <w:color w:val="000000" w:themeColor="text1"/>
+                <w:szCs w:val="21"/>
+                <w:lang w:val="en-AU"/>
+              </w:rPr>
+            </w:pPr>
+            <w:r>
+              <w:rPr>
+                <w:rFonts w:ascii="Calibri" w:eastAsia="SimSun" w:hAnsi="Calibri"/>
+                <w:color w:val="000000" w:themeColor="text1"/>
+                <w:szCs w:val="21"/>
+              </w:rPr>
+              <w:t>3 terms</w:t>
+            </w:r>
+          </w:p>
+        </w:tc>
+      </w:tr>
+      <w:tr>
+        <w:trPr>
+          <w:trHeight w:val="206"/>
+        </w:trPr>
+        <w:tc>
+          <w:tcPr>
+            <w:tcW w:w="2380" w:type="dxa"/>
+            <w:tcMar>
+              <w:left w:w="101" w:type="dxa"/>
+              <w:right w:w="101" w:type="dxa"/>
+            </w:tcMar>
+            <w:vAlign w:val="center"/>
+          </w:tcPr>
+          <w:p>
+            <w:pPr>
+              <w:jc w:val="left"/>
+              <w:rPr>
+                <w:rFonts w:ascii="Calibri" w:eastAsia="SimSun" w:hAnsi="Calibri"/>
+                <w:b/>
+                <w:bCs/>
+                <w:color w:val="000000" w:themeColor="text1"/>
+                <w:szCs w:val="21"/>
+                <w:lang w:val="en-AU"/>
+              </w:rPr>
+            </w:pPr>
+            <w:r>
+              <w:rPr>
+                <w:rFonts w:ascii="Calibri" w:eastAsia="SimSun" w:hAnsi="Calibri"/>
+                <w:b/>
+                <w:bCs/>
+                <w:color w:val="000000" w:themeColor="text1"/>
+                <w:szCs w:val="21"/>
+              </w:rPr>
+              <w:t>AIO</w:t>
+            </w:r>
+            <w:r>
+              <w:rPr>
+                <w:rFonts w:ascii="Calibri" w:eastAsia="SimSun" w:hAnsi="Calibri"/>
+                <w:b/>
+                <w:bCs/>
+                <w:color w:val="000000" w:themeColor="text1"/>
+                <w:szCs w:val="21"/>
+                <w:lang w:val="en-AU"/>
+              </w:rPr>
+              <w:t xml:space="preserve"> </w:t>
+            </w:r>
+            <w:r>
+              <w:rPr>
+                <w:rFonts w:ascii="Calibri" w:eastAsia="SimSun" w:hAnsi="Calibri"/>
+                <w:b/>
+                <w:bCs/>
+                <w:color w:val="000000" w:themeColor="text1"/>
+                <w:szCs w:val="21"/>
+              </w:rPr>
+              <w:t>Intermediate</w:t>
+            </w:r>
+            <w:r>
+              <w:rPr>
+                <w:rFonts w:ascii="Calibri" w:eastAsia="SimSun" w:hAnsi="Calibri"/>
+                <w:b/>
+                <w:bCs/>
+                <w:color w:val="000000" w:themeColor="text1"/>
+                <w:szCs w:val="21"/>
+                <w:lang w:val="en-AU"/>
+              </w:rPr>
+              <w:t xml:space="preserve"> </w:t>
+            </w:r>
+            <w:r>
+              <w:rPr>
+                <w:rFonts w:ascii="Calibri" w:eastAsia="SimSun" w:hAnsi="Calibri"/>
+                <w:b/>
+                <w:bCs/>
+                <w:color w:val="FFC000"/>
+                <w:szCs w:val="21"/>
+              </w:rPr>
+              <w:t>Gold</w:t>
+            </w:r>
+            <w:r>
+              <w:rPr>
+                <w:rFonts w:ascii="Calibri" w:eastAsia="SimSun" w:hAnsi="Calibri"/>
+                <w:b/>
+                <w:bCs/>
+                <w:color w:val="000000" w:themeColor="text1"/>
+                <w:szCs w:val="21"/>
+              </w:rPr>
+              <w:t>,</w:t>
+            </w:r>
+            <w:r>
+              <w:rPr>
+                <w:rFonts w:ascii="Calibri" w:eastAsia="SimSun" w:hAnsi="Calibri"/>
+                <w:b/>
+                <w:bCs/>
+                <w:color w:val="000000" w:themeColor="text1"/>
+                <w:szCs w:val="21"/>
+                <w:lang w:val="en-AU"/>
+              </w:rPr>
+              <w:t xml:space="preserve"> </w:t>
+            </w:r>
+            <w:r>
+              <w:rPr>
+                <w:rFonts w:ascii="Calibri" w:eastAsia="SimSun" w:hAnsi="Calibri"/>
+                <w:b/>
+                <w:bCs/>
+                <w:color w:val="000000" w:themeColor="text1"/>
+                <w:szCs w:val="21"/>
+              </w:rPr>
+              <w:t>Senior</w:t>
+            </w:r>
+            <w:r>
+              <w:rPr>
+                <w:rFonts w:ascii="Calibri" w:eastAsia="SimSun" w:hAnsi="Calibri"/>
+                <w:b/>
+                <w:bCs/>
+                <w:color w:val="000000" w:themeColor="text1"/>
+                <w:szCs w:val="21"/>
+                <w:lang w:val="en-AU"/>
+              </w:rPr>
+              <w:t xml:space="preserve"> </w:t>
+            </w:r>
+            <w:r>
+              <w:rPr>
+                <w:rFonts w:ascii="Calibri" w:eastAsia="SimSun" w:hAnsi="Calibri"/>
+                <w:b/>
+                <w:bCs/>
+                <w:color w:val="C45911" w:themeColor="accent2" w:themeShade="BF"/>
+                <w:szCs w:val="21"/>
+              </w:rPr>
+              <w:t>Medal</w:t>
+            </w:r>
+          </w:p>
+        </w:tc>
+        <w:tc>
+          <w:tcPr>
+            <w:tcW w:w="2966" w:type="dxa"/>
+            <w:vMerge w:val="restart"/>
+            <w:tcMar>
+              <w:left w:w="101" w:type="dxa"/>
+              <w:right w:w="101" w:type="dxa"/>
+            </w:tcMar>
+            <w:vAlign w:val="center"/>
+          </w:tcPr>
+          <w:p>
+            <w:pPr>
+              <w:jc w:val="left"/>
+              <w:rPr>
+                <w:rFonts w:ascii="Calibri" w:eastAsia="SimSun" w:hAnsi="Calibri"/>
+                <w:color w:val="000000" w:themeColor="text1"/>
+                <w:szCs w:val="21"/>
+                <w:lang w:val="en-AU"/>
+              </w:rPr>
+            </w:pPr>
+            <w:r>
+              <w:rPr>
+                <w:rFonts w:ascii="Calibri" w:eastAsia="SimSun" w:hAnsi="Calibri"/>
+                <w:color w:val="000000" w:themeColor="text1"/>
+                <w:szCs w:val="21"/>
+              </w:rPr>
+              <w:t>Intermediate algorithmic thinking and data structures.</w:t>
+            </w:r>
+          </w:p>
+        </w:tc>
+        <w:tc>
+          <w:tcPr>
+            <w:tcW w:w="1701" w:type="dxa"/>
+            <w:tcMar>
+              <w:left w:w="101" w:type="dxa"/>
+              <w:right w:w="101" w:type="dxa"/>
+            </w:tcMar>
+            <w:vAlign w:val="center"/>
+          </w:tcPr>
+          <w:p>
+            <w:pPr>
+              <w:jc w:val="left"/>
+              <w:rPr>
+                <w:rFonts w:ascii="Calibri" w:eastAsia="SimSun" w:hAnsi="Calibri"/>
+                <w:color w:val="000000" w:themeColor="text1"/>
+                <w:szCs w:val="21"/>
+                <w:lang w:val="en-AU"/>
+              </w:rPr>
+            </w:pPr>
+            <w:r>
+              <w:rPr>
+                <w:rFonts w:ascii="Calibri" w:eastAsia="SimSun" w:hAnsi="Calibri"/>
+                <w:color w:val="000000" w:themeColor="text1"/>
+                <w:szCs w:val="21"/>
+                <w:u w:val="single"/>
+              </w:rPr>
+              <w:t>Informatics Foundation B</w:t>
+            </w:r>
+            <w:r>
+              <w:br/>
+            </w:r>
+          </w:p>
+        </w:tc>
+        <w:tc>
+          <w:tcPr>
+            <w:tcW w:w="1360" w:type="dxa"/>
+            <w:tcMar>
+              <w:left w:w="101" w:type="dxa"/>
+              <w:right w:w="101" w:type="dxa"/>
+            </w:tcMar>
+            <w:vAlign w:val="center"/>
+          </w:tcPr>
+          <w:p>
+            <w:pPr>
+              <w:rPr>
+                <w:rFonts w:ascii="Calibri" w:eastAsia="SimSun" w:hAnsi="Calibri"/>
+                <w:color w:val="000000" w:themeColor="text1"/>
+                <w:szCs w:val="21"/>
+                <w:lang w:val="en-AU"/>
+              </w:rPr>
+            </w:pPr>
+            <w:r>
+              <w:rPr>
+                <w:rFonts w:ascii="Calibri" w:eastAsia="SimSun" w:hAnsi="Calibri"/>
+                <w:color w:val="000000" w:themeColor="text1"/>
+                <w:szCs w:val="21"/>
+              </w:rPr>
+              <w:t>3</w:t>
+            </w:r>
+            <w:r>
+              <w:rPr>
+                <w:rFonts w:ascii="Calibri" w:eastAsia="SimSun" w:hAnsi="Calibri"/>
+                <w:color w:val="000000" w:themeColor="text1"/>
+                <w:szCs w:val="21"/>
+                <w:lang w:val="en-AU"/>
+              </w:rPr>
+              <w:t xml:space="preserve"> </w:t>
+            </w:r>
+            <w:r>
+              <w:rPr>
+                <w:rFonts w:ascii="Calibri" w:eastAsia="SimSun" w:hAnsi="Calibri"/>
+                <w:color w:val="000000" w:themeColor="text1"/>
+                <w:szCs w:val="21"/>
+              </w:rPr>
+              <w:t>terms</w:t>
+            </w:r>
+          </w:p>
+        </w:tc>
+      </w:tr>
+      <w:tr>
+        <w:trPr>
+          <w:trHeight w:val="750"/>
+        </w:trPr>
+        <w:tc>
+          <w:tcPr>
+            <w:tcW w:w="2380" w:type="dxa"/>
+            <w:tcMar>
+              <w:left w:w="101" w:type="dxa"/>
+              <w:right w:w="101" w:type="dxa"/>
+            </w:tcMar>
+            <w:vAlign w:val="center"/>
+          </w:tcPr>
+          <w:p>
+            <w:pPr>
+              <w:jc w:val="left"/>
+              <w:rPr>
+                <w:rFonts w:ascii="Calibri" w:eastAsia="SimSun" w:hAnsi="Calibri"/>
+                <w:b/>
+                <w:bCs/>
+                <w:color w:val="000000" w:themeColor="text1"/>
+                <w:szCs w:val="21"/>
+                <w:lang w:val="en-AU"/>
+              </w:rPr>
+            </w:pPr>
+            <w:r>
+              <w:rPr>
+                <w:rFonts w:ascii="Calibri" w:eastAsia="SimSun" w:hAnsi="Calibri"/>
+                <w:b/>
+                <w:bCs/>
+                <w:color w:val="000000" w:themeColor="text1"/>
+                <w:szCs w:val="21"/>
+              </w:rPr>
+              <w:t>AIO</w:t>
+            </w:r>
+            <w:r>
+              <w:rPr>
+                <w:rFonts w:ascii="Calibri" w:eastAsia="SimSun" w:hAnsi="Calibri"/>
+                <w:b/>
+                <w:bCs/>
+                <w:color w:val="000000" w:themeColor="text1"/>
+                <w:szCs w:val="21"/>
+                <w:lang w:val="en-AU"/>
+              </w:rPr>
+              <w:t xml:space="preserve"> </w:t>
+            </w:r>
+            <w:r>
+              <w:rPr>
+                <w:rFonts w:ascii="Calibri" w:eastAsia="SimSun" w:hAnsi="Calibri"/>
+                <w:b/>
+                <w:bCs/>
+                <w:color w:val="000000" w:themeColor="text1"/>
+                <w:szCs w:val="21"/>
+              </w:rPr>
+              <w:t>Senior</w:t>
+            </w:r>
+            <w:r>
+              <w:rPr>
+                <w:rFonts w:ascii="Calibri" w:eastAsia="SimSun" w:hAnsi="Calibri"/>
+                <w:b/>
+                <w:bCs/>
+                <w:color w:val="000000" w:themeColor="text1"/>
+                <w:szCs w:val="21"/>
+                <w:lang w:val="en-AU"/>
+              </w:rPr>
+              <w:t xml:space="preserve"> </w:t>
+            </w:r>
+            <w:r>
+              <w:rPr>
+                <w:rFonts w:ascii="Calibri" w:eastAsia="SimSun" w:hAnsi="Calibri"/>
+                <w:b/>
+                <w:bCs/>
+                <w:color w:val="FFC000"/>
+                <w:szCs w:val="21"/>
+              </w:rPr>
+              <w:t>Gold</w:t>
+            </w:r>
+          </w:p>
+        </w:tc>
+        <w:tc>
+          <w:tcPr>
+            <w:tcW w:w="2966" w:type="dxa"/>
+            <w:vMerge/>
+            <w:vAlign w:val="center"/>
+          </w:tcPr>
+          <w:p>
+            <w:pPr>
+              <w:jc w:val="left"/>
             </w:pPr>
           </w:p>
         </w:tc>
         <w:tc>
           <w:tcPr>
-            <w:tcW w:w="1932" w:type="pct"/>
-            <w:tcBorders>
-              <w:top w:val="single" w:sz="4" w:space="0" w:color="auto"/>
-              <w:left w:val="single" w:sz="4" w:space="0" w:color="auto"/>
-              <w:bottom w:val="single" w:sz="4" w:space="0" w:color="auto"/>
-              <w:right w:val="single" w:sz="4" w:space="0" w:color="auto"/>
-            </w:tcBorders>
+            <w:tcW w:w="1701" w:type="dxa"/>
+            <w:tcMar>
+              <w:left w:w="101" w:type="dxa"/>
+              <w:right w:w="101" w:type="dxa"/>
+            </w:tcMar>
+            <w:vAlign w:val="center"/>
           </w:tcPr>
           <w:p>
             <w:pPr>
               <w:jc w:val="left"/>
               <w:rPr>
-                <w:sz w:val="20"/>
-                <w:szCs w:val="20"/>
+                <w:rFonts w:ascii="Calibri" w:eastAsia="SimSun" w:hAnsi="Calibri"/>
+                <w:color w:val="000000" w:themeColor="text1"/>
+                <w:szCs w:val="21"/>
+                <w:lang w:val="en-AU"/>
               </w:rPr>
             </w:pPr>
             <w:r>
               <w:rPr>
-                <w:sz w:val="20"/>
-                <w:szCs w:val="20"/>
+                <w:rFonts w:ascii="Calibri" w:eastAsia="SimSun" w:hAnsi="Calibri"/>
+                <w:color w:val="000000" w:themeColor="text1"/>
+                <w:szCs w:val="21"/>
                 <w:u w:val="single"/>
               </w:rPr>
-              <w:t>C++ Beginner</w:t>
-            </w:r>
-            <w:r>
-              <w:rPr>
-                <w:rFonts w:hint="eastAsia"/>
-                <w:sz w:val="20"/>
-                <w:szCs w:val="20"/>
-              </w:rPr>
-              <w:t>:</w:t>
-            </w:r>
-            <w:r>
-              <w:rPr>
-                <w:sz w:val="20"/>
-                <w:szCs w:val="20"/>
-              </w:rPr>
-              <w:t xml:space="preserve"> </w:t>
-            </w:r>
-            <w:r>
-              <w:rPr>
-                <w:rFonts w:hint="eastAsia"/>
-                <w:sz w:val="20"/>
-                <w:szCs w:val="20"/>
-              </w:rPr>
-              <w:t>12 sessions</w:t>
-            </w:r>
-          </w:p>
-          <w:p>
-            <w:pPr>
-              <w:jc w:val="left"/>
-              <w:rPr>
-                <w:sz w:val="20"/>
-                <w:szCs w:val="20"/>
-              </w:rPr>
-            </w:pPr>
-            <w:r>
-              <w:rPr>
-                <w:sz w:val="20"/>
-                <w:szCs w:val="20"/>
-                <w:u w:val="single"/>
-              </w:rPr>
-              <w:t>C++ Advanced</w:t>
-            </w:r>
-            <w:r>
-              <w:rPr>
-                <w:rFonts w:hint="eastAsia"/>
-                <w:sz w:val="20"/>
-                <w:szCs w:val="20"/>
-              </w:rPr>
-              <w:t>:</w:t>
-            </w:r>
-            <w:r>
-              <w:rPr>
-                <w:sz w:val="20"/>
-                <w:szCs w:val="20"/>
-              </w:rPr>
-              <w:t xml:space="preserve"> </w:t>
-            </w:r>
-            <w:r>
-              <w:rPr>
-                <w:rFonts w:hint="eastAsia"/>
-                <w:sz w:val="20"/>
-                <w:szCs w:val="20"/>
-              </w:rPr>
-              <w:t>12 sessions</w:t>
-            </w:r>
-          </w:p>
-          <w:p>
-            <w:pPr>
-              <w:jc w:val="left"/>
-              <w:rPr>
-                <w:sz w:val="20"/>
-                <w:szCs w:val="20"/>
-              </w:rPr>
-            </w:pPr>
-            <w:r>
-              <w:rPr>
-                <w:sz w:val="20"/>
-                <w:szCs w:val="20"/>
-                <w:u w:val="single"/>
-              </w:rPr>
-              <w:t>Informatics Foundation B</w:t>
-            </w:r>
-            <w:r>
-              <w:rPr>
-                <w:rFonts w:hint="eastAsia"/>
-                <w:sz w:val="20"/>
-                <w:szCs w:val="20"/>
-              </w:rPr>
-              <w:t>:</w:t>
-            </w:r>
-            <w:r>
-              <w:rPr>
-                <w:sz w:val="20"/>
-                <w:szCs w:val="20"/>
-              </w:rPr>
-              <w:t xml:space="preserve"> </w:t>
-            </w:r>
-            <w:r>
-              <w:rPr>
-                <w:rFonts w:hint="eastAsia"/>
-                <w:sz w:val="20"/>
-                <w:szCs w:val="20"/>
-              </w:rPr>
-              <w:t>3 sessions</w:t>
+              <w:t>Informatics Foundation A</w:t>
             </w:r>
           </w:p>
         </w:tc>
         <w:tc>
           <w:tcPr>
-            <w:tcW w:w="768" w:type="pct"/>
-            <w:tcBorders>
-              <w:top w:val="single" w:sz="4" w:space="0" w:color="auto"/>
-              <w:left w:val="single" w:sz="4" w:space="0" w:color="auto"/>
-              <w:bottom w:val="single" w:sz="4" w:space="0" w:color="auto"/>
-              <w:right w:val="single" w:sz="4" w:space="0" w:color="auto"/>
-            </w:tcBorders>
+            <w:tcW w:w="1360" w:type="dxa"/>
+            <w:tcMar>
+              <w:left w:w="101" w:type="dxa"/>
+              <w:right w:w="101" w:type="dxa"/>
+            </w:tcMar>
+            <w:vAlign w:val="center"/>
+          </w:tcPr>
+          <w:p>
+            <w:pPr>
+              <w:rPr>
+                <w:rFonts w:ascii="Calibri" w:eastAsia="SimSun" w:hAnsi="Calibri"/>
+                <w:color w:val="000000" w:themeColor="text1"/>
+                <w:szCs w:val="21"/>
+                <w:lang w:val="en-AU"/>
+              </w:rPr>
+            </w:pPr>
+            <w:r>
+              <w:rPr>
+                <w:rFonts w:ascii="Calibri" w:eastAsia="SimSun" w:hAnsi="Calibri"/>
+                <w:color w:val="000000" w:themeColor="text1"/>
+                <w:szCs w:val="21"/>
+              </w:rPr>
+              <w:t>3</w:t>
+            </w:r>
+            <w:r>
+              <w:rPr>
+                <w:rFonts w:ascii="Calibri" w:eastAsia="SimSun" w:hAnsi="Calibri"/>
+                <w:color w:val="000000" w:themeColor="text1"/>
+                <w:szCs w:val="21"/>
+                <w:lang w:val="en-AU"/>
+              </w:rPr>
+              <w:t xml:space="preserve"> </w:t>
+            </w:r>
+            <w:r>
+              <w:rPr>
+                <w:rFonts w:ascii="Calibri" w:eastAsia="SimSun" w:hAnsi="Calibri"/>
+                <w:color w:val="000000" w:themeColor="text1"/>
+                <w:szCs w:val="21"/>
+              </w:rPr>
+              <w:t>terms</w:t>
+            </w:r>
+          </w:p>
+        </w:tc>
+      </w:tr>
+      <w:tr>
+        <w:trPr>
+          <w:trHeight w:val="675"/>
+        </w:trPr>
+        <w:tc>
+          <w:tcPr>
+            <w:tcW w:w="2380" w:type="dxa"/>
+            <w:tcMar>
+              <w:left w:w="101" w:type="dxa"/>
+              <w:right w:w="101" w:type="dxa"/>
+            </w:tcMar>
+            <w:vAlign w:val="center"/>
           </w:tcPr>
           <w:p>
             <w:pPr>
               <w:jc w:val="left"/>
               <w:rPr>
-                <w:sz w:val="20"/>
-                <w:szCs w:val="20"/>
+                <w:rFonts w:ascii="Calibri" w:eastAsia="SimSun" w:hAnsi="Calibri"/>
+                <w:b/>
+                <w:bCs/>
+                <w:color w:val="000000" w:themeColor="text1"/>
+                <w:szCs w:val="21"/>
+                <w:lang w:val="en-AU"/>
               </w:rPr>
             </w:pPr>
             <w:r>
               <w:rPr>
-                <w:rFonts w:hint="eastAsia"/>
-                <w:sz w:val="20"/>
-                <w:szCs w:val="20"/>
-              </w:rPr>
-              <w:t>3</w:t>
-            </w:r>
-            <w:r>
-              <w:rPr>
-                <w:sz w:val="20"/>
-                <w:szCs w:val="20"/>
-              </w:rPr>
-              <w:t xml:space="preserve"> terms</w:t>
+                <w:rFonts w:ascii="Calibri" w:eastAsia="SimSun" w:hAnsi="Calibri"/>
+                <w:b/>
+                <w:bCs/>
+                <w:color w:val="000000" w:themeColor="text1"/>
+                <w:szCs w:val="21"/>
+              </w:rPr>
+              <w:t>Top AIIO Performers</w:t>
+            </w:r>
+          </w:p>
+        </w:tc>
+        <w:tc>
+          <w:tcPr>
+            <w:tcW w:w="2966" w:type="dxa"/>
+            <w:tcMar>
+              <w:left w:w="101" w:type="dxa"/>
+              <w:right w:w="101" w:type="dxa"/>
+            </w:tcMar>
+            <w:vAlign w:val="center"/>
+          </w:tcPr>
+          <w:p>
+            <w:pPr>
+              <w:jc w:val="left"/>
+              <w:rPr>
+                <w:rFonts w:ascii="Calibri" w:eastAsia="SimSun" w:hAnsi="Calibri"/>
+                <w:color w:val="000000" w:themeColor="text1"/>
+                <w:szCs w:val="21"/>
+                <w:lang w:val="en-AU"/>
+              </w:rPr>
+            </w:pPr>
+            <w:r>
+              <w:rPr>
+                <w:rFonts w:ascii="Calibri" w:eastAsia="SimSun" w:hAnsi="Calibri"/>
+                <w:color w:val="000000" w:themeColor="text1"/>
+                <w:szCs w:val="21"/>
+              </w:rPr>
+              <w:t>Advanced algorithms and efficient data structures.</w:t>
+            </w:r>
+          </w:p>
+        </w:tc>
+        <w:tc>
+          <w:tcPr>
+            <w:tcW w:w="1701" w:type="dxa"/>
+            <w:tcMar>
+              <w:left w:w="101" w:type="dxa"/>
+              <w:right w:w="101" w:type="dxa"/>
+            </w:tcMar>
+            <w:vAlign w:val="center"/>
+          </w:tcPr>
+          <w:p>
+            <w:pPr>
+              <w:jc w:val="left"/>
+              <w:rPr>
+                <w:rFonts w:ascii="Calibri" w:eastAsia="SimSun" w:hAnsi="Calibri"/>
+                <w:color w:val="000000" w:themeColor="text1"/>
+                <w:szCs w:val="21"/>
+                <w:lang w:val="en-AU"/>
+              </w:rPr>
+            </w:pPr>
+            <w:r>
+              <w:rPr>
+                <w:rFonts w:ascii="Calibri" w:eastAsia="SimSun" w:hAnsi="Calibri"/>
+                <w:color w:val="000000" w:themeColor="text1"/>
+                <w:szCs w:val="21"/>
+                <w:u w:val="single"/>
+              </w:rPr>
+              <w:t>Informatics Proficiency B</w:t>
+            </w:r>
+          </w:p>
+        </w:tc>
+        <w:tc>
+          <w:tcPr>
+            <w:tcW w:w="1360" w:type="dxa"/>
+            <w:vMerge w:val="restart"/>
+            <w:tcMar>
+              <w:left w:w="101" w:type="dxa"/>
+              <w:right w:w="101" w:type="dxa"/>
+            </w:tcMar>
+            <w:vAlign w:val="center"/>
+          </w:tcPr>
+          <w:p>
+            <w:pPr>
+              <w:rPr>
+                <w:rFonts w:ascii="Calibri" w:eastAsia="SimSun" w:hAnsi="Calibri"/>
+                <w:color w:val="000000" w:themeColor="text1"/>
+                <w:szCs w:val="21"/>
+                <w:lang w:val="en-AU"/>
+              </w:rPr>
+            </w:pPr>
+            <w:r>
+              <w:rPr>
+                <w:rFonts w:ascii="Calibri" w:eastAsia="SimSun" w:hAnsi="Calibri"/>
+                <w:color w:val="000000" w:themeColor="text1"/>
+                <w:szCs w:val="21"/>
+              </w:rPr>
+              <w:t>Highly individual</w:t>
             </w:r>
           </w:p>
         </w:tc>
       </w:tr>
       <w:tr>
+        <w:trPr>
+          <w:trHeight w:val="20"/>
+        </w:trPr>
         <w:tc>
           <w:tcPr>
-            <w:tcW w:w="1141" w:type="pct"/>
-            <w:tcBorders>
-              <w:top w:val="single" w:sz="4" w:space="0" w:color="auto"/>
-              <w:left w:val="single" w:sz="4" w:space="0" w:color="auto"/>
-              <w:bottom w:val="single" w:sz="4" w:space="0" w:color="auto"/>
-              <w:right w:val="single" w:sz="4" w:space="0" w:color="auto"/>
-            </w:tcBorders>
+            <w:tcW w:w="2380" w:type="dxa"/>
+            <w:tcMar>
+              <w:left w:w="101" w:type="dxa"/>
+              <w:right w:w="101" w:type="dxa"/>
+            </w:tcMar>
+            <w:vAlign w:val="center"/>
           </w:tcPr>
           <w:p>
             <w:pPr>
               <w:jc w:val="left"/>
               <w:rPr>
-                <w:b/>
-                <w:bCs/>
-                <w:sz w:val="20"/>
-                <w:szCs w:val="20"/>
+                <w:rFonts w:ascii="Calibri" w:eastAsia="SimSun" w:hAnsi="Calibri"/>
+                <w:b/>
+                <w:bCs/>
+                <w:color w:val="000000" w:themeColor="text1"/>
+                <w:szCs w:val="21"/>
+                <w:lang w:val="en-AU"/>
               </w:rPr>
             </w:pPr>
             <w:r>
               <w:rPr>
-                <w:b/>
-                <w:bCs/>
-                <w:sz w:val="20"/>
-                <w:szCs w:val="20"/>
-              </w:rPr>
-              <w:t>AIO Senior</w:t>
-            </w:r>
-          </w:p>
-          <w:p>
-            <w:pPr>
-              <w:jc w:val="left"/>
-              <w:rPr>
-                <w:b/>
-                <w:bCs/>
-                <w:sz w:val="20"/>
-                <w:szCs w:val="20"/>
-              </w:rPr>
-            </w:pPr>
-            <w:r>
-              <w:rPr>
-                <w:b/>
-                <w:bCs/>
-                <w:sz w:val="20"/>
-                <w:szCs w:val="20"/>
-              </w:rPr>
-              <w:t>USACO Silver / Gold</w:t>
-            </w:r>
-          </w:p>
-          <w:p>
-            <w:pPr>
-              <w:jc w:val="left"/>
-              <w:rPr>
-                <w:rFonts w:cs="Segoe UI Emoji"/>
-                <w:sz w:val="20"/>
-                <w:szCs w:val="20"/>
-              </w:rPr>
-            </w:pPr>
+                <w:rFonts w:ascii="Calibri" w:eastAsia="SimSun" w:hAnsi="Calibri"/>
+                <w:b/>
+                <w:bCs/>
+                <w:color w:val="000000" w:themeColor="text1"/>
+                <w:szCs w:val="21"/>
+              </w:rPr>
+              <w:t>USACO Platinum</w:t>
+            </w:r>
+            <w:r>
+              <w:rPr>
+                <w:rFonts w:ascii="Calibri" w:eastAsia="SimSun" w:hAnsi="Calibri"/>
+                <w:b/>
+                <w:bCs/>
+                <w:color w:val="000000" w:themeColor="text1"/>
+                <w:szCs w:val="21"/>
+                <w:lang w:val="en-AU"/>
+              </w:rPr>
+              <w:t xml:space="preserve"> </w:t>
+            </w:r>
+            <w:r>
+              <w:rPr>
+                <w:rFonts w:ascii="Calibri" w:eastAsia="SimSun" w:hAnsi="Calibri"/>
+                <w:b/>
+                <w:bCs/>
+                <w:color w:val="000000" w:themeColor="text1"/>
+                <w:szCs w:val="21"/>
+              </w:rPr>
+              <w:t>/</w:t>
+            </w:r>
+            <w:r>
+              <w:rPr>
+                <w:rFonts w:ascii="Calibri" w:eastAsia="SimSun" w:hAnsi="Calibri"/>
+                <w:b/>
+                <w:bCs/>
+                <w:color w:val="000000" w:themeColor="text1"/>
+                <w:szCs w:val="21"/>
+                <w:lang w:val="en-AU"/>
+              </w:rPr>
+              <w:t xml:space="preserve"> </w:t>
+            </w:r>
+            <w:r>
+              <w:rPr>
+                <w:rFonts w:ascii="Calibri" w:eastAsia="SimSun" w:hAnsi="Calibri"/>
+                <w:b/>
+                <w:bCs/>
+                <w:color w:val="EE0000"/>
+                <w:szCs w:val="21"/>
+              </w:rPr>
+              <w:t>camp</w:t>
+            </w:r>
+            <w:r>
+              <w:rPr>
+                <w:rFonts w:ascii="Calibri" w:eastAsia="SimSun" w:hAnsi="Calibri"/>
+                <w:b/>
+                <w:bCs/>
+                <w:color w:val="EE0000"/>
+                <w:szCs w:val="21"/>
+                <w:lang w:val="en-AU"/>
+              </w:rPr>
+              <w:t xml:space="preserve"> </w:t>
+            </w:r>
+            <w:r>
+              <w:rPr>
+                <w:rFonts w:ascii="Calibri" w:eastAsia="SimSun" w:hAnsi="Calibri"/>
+                <w:b/>
+                <w:bCs/>
+                <w:color w:val="EE0000"/>
+                <w:szCs w:val="21"/>
+              </w:rPr>
+              <w:t>level</w:t>
+            </w:r>
+            <w:r>
+              <w:rPr>
+                <w:rFonts w:ascii="Calibri" w:eastAsia="SimSun" w:hAnsi="Calibri"/>
+                <w:b/>
+                <w:bCs/>
+                <w:color w:val="EE0000"/>
+                <w:szCs w:val="21"/>
+                <w:lang w:val="en-AU"/>
+              </w:rPr>
+              <w:t xml:space="preserve"> </w:t>
+            </w:r>
+            <w:r>
+              <w:rPr>
+                <w:rFonts w:ascii="Calibri" w:eastAsia="SimSun" w:hAnsi="Calibri"/>
+                <w:b/>
+                <w:bCs/>
+                <w:color w:val="EE0000"/>
+                <w:szCs w:val="21"/>
+              </w:rPr>
+              <w:t>/</w:t>
+            </w:r>
+            <w:r>
+              <w:rPr>
+                <w:rFonts w:ascii="Calibri" w:eastAsia="SimSun" w:hAnsi="Calibri"/>
+                <w:b/>
+                <w:bCs/>
+                <w:color w:val="EE0000"/>
+                <w:szCs w:val="21"/>
+                <w:lang w:val="en-AU"/>
+              </w:rPr>
+              <w:t xml:space="preserve"> </w:t>
+            </w:r>
+            <w:r>
+              <w:rPr>
+                <w:rFonts w:ascii="Calibri" w:eastAsia="SimSun" w:hAnsi="Calibri"/>
+                <w:b/>
+                <w:bCs/>
+                <w:color w:val="EE0000"/>
+                <w:szCs w:val="21"/>
+              </w:rPr>
+              <w:t>National</w:t>
+            </w:r>
+            <w:r>
+              <w:rPr>
+                <w:rFonts w:ascii="Calibri" w:eastAsia="SimSun" w:hAnsi="Calibri"/>
+                <w:b/>
+                <w:bCs/>
+                <w:color w:val="EE0000"/>
+                <w:szCs w:val="21"/>
+                <w:lang w:val="en-AU"/>
+              </w:rPr>
+              <w:t xml:space="preserve"> </w:t>
+            </w:r>
+            <w:r>
+              <w:rPr>
+                <w:rFonts w:ascii="Calibri" w:eastAsia="SimSun" w:hAnsi="Calibri"/>
+                <w:b/>
+                <w:bCs/>
+                <w:color w:val="EE0000"/>
+                <w:szCs w:val="21"/>
+              </w:rPr>
+              <w:t>team</w:t>
+            </w:r>
           </w:p>
         </w:tc>
         <w:tc>
           <w:tcPr>
-            <w:tcW w:w="1160" w:type="pct"/>
-            <w:tcBorders>
-              <w:top w:val="single" w:sz="4" w:space="0" w:color="auto"/>
-              <w:left w:val="single" w:sz="4" w:space="0" w:color="auto"/>
-              <w:bottom w:val="single" w:sz="4" w:space="0" w:color="auto"/>
-              <w:right w:val="single" w:sz="4" w:space="0" w:color="auto"/>
-            </w:tcBorders>
+            <w:tcW w:w="2966" w:type="dxa"/>
+            <w:tcMar>
+              <w:left w:w="101" w:type="dxa"/>
+              <w:right w:w="101" w:type="dxa"/>
+            </w:tcMar>
+            <w:vAlign w:val="center"/>
           </w:tcPr>
           <w:p>
             <w:pPr>
               <w:jc w:val="left"/>
               <w:rPr>
-                <w:sz w:val="20"/>
-                <w:szCs w:val="20"/>
+                <w:rFonts w:ascii="Calibri" w:eastAsia="SimSun" w:hAnsi="Calibri"/>
+                <w:color w:val="000000" w:themeColor="text1"/>
+                <w:szCs w:val="21"/>
+                <w:lang w:val="en-AU"/>
               </w:rPr>
             </w:pPr>
             <w:r>
               <w:rPr>
-                <w:sz w:val="20"/>
-                <w:szCs w:val="20"/>
-              </w:rPr>
-              <w:t>Intermediate algorithmic thinking and data structures.</w:t>
+                <w:rFonts w:ascii="Calibri" w:eastAsia="SimSun" w:hAnsi="Calibri"/>
+                <w:color w:val="000000" w:themeColor="text1"/>
+                <w:szCs w:val="21"/>
+              </w:rPr>
+              <w:t>Highly optimized and complex algorithmic solutions.</w:t>
             </w:r>
           </w:p>
         </w:tc>
         <w:tc>
           <w:tcPr>
-            <w:tcW w:w="1932" w:type="pct"/>
-            <w:tcBorders>
-              <w:top w:val="single" w:sz="4" w:space="0" w:color="auto"/>
-              <w:left w:val="single" w:sz="4" w:space="0" w:color="auto"/>
-              <w:bottom w:val="single" w:sz="4" w:space="0" w:color="auto"/>
-              <w:right w:val="single" w:sz="4" w:space="0" w:color="auto"/>
-            </w:tcBorders>
+            <w:tcW w:w="1701" w:type="dxa"/>
+            <w:tcMar>
+              <w:left w:w="101" w:type="dxa"/>
+              <w:right w:w="101" w:type="dxa"/>
+            </w:tcMar>
+            <w:vAlign w:val="center"/>
           </w:tcPr>
           <w:p>
             <w:pPr>
               <w:jc w:val="left"/>
               <w:rPr>
-                <w:sz w:val="20"/>
-                <w:szCs w:val="20"/>
+                <w:rFonts w:ascii="Calibri" w:eastAsia="SimSun" w:hAnsi="Calibri"/>
+                <w:color w:val="000000" w:themeColor="text1"/>
+                <w:szCs w:val="21"/>
+                <w:lang w:val="en-AU"/>
               </w:rPr>
             </w:pPr>
             <w:r>
               <w:rPr>
-                <w:sz w:val="20"/>
-                <w:szCs w:val="20"/>
+                <w:rFonts w:ascii="Calibri" w:eastAsia="SimSun" w:hAnsi="Calibri"/>
+                <w:color w:val="000000" w:themeColor="text1"/>
+                <w:szCs w:val="21"/>
                 <w:u w:val="single"/>
               </w:rPr>
-              <w:t>Informatics Foundation B</w:t>
-            </w:r>
-            <w:r>
-              <w:rPr>
-                <w:rFonts w:hint="eastAsia"/>
-                <w:sz w:val="20"/>
-                <w:szCs w:val="20"/>
-              </w:rPr>
-              <w:t xml:space="preserve">: </w:t>
-            </w:r>
-            <w:r>
-              <w:rPr>
-                <w:rFonts w:hint="eastAsia"/>
-                <w:sz w:val="20"/>
-                <w:szCs w:val="20"/>
-              </w:rPr>
-              <w:t>12 sessions</w:t>
-            </w:r>
-          </w:p>
-          <w:p>
-            <w:pPr>
-              <w:jc w:val="left"/>
-              <w:rPr>
-                <w:sz w:val="20"/>
-                <w:szCs w:val="20"/>
-              </w:rPr>
-            </w:pPr>
-            <w:r>
-              <w:rPr>
-                <w:sz w:val="20"/>
-                <w:szCs w:val="20"/>
+              <w:t>Informatics Proficiency B</w:t>
+            </w:r>
+            <w:r>
+              <w:rPr>
+                <w:rFonts w:ascii="Calibri" w:eastAsia="SimSun" w:hAnsi="Calibri"/>
+                <w:color w:val="000000" w:themeColor="text1"/>
+                <w:szCs w:val="21"/>
                 <w:u w:val="single"/>
-              </w:rPr>
-              <w:t>Informatics Foundation A</w:t>
-            </w:r>
-            <w:r>
-              <w:rPr>
-                <w:rFonts w:hint="eastAsia"/>
-                <w:sz w:val="20"/>
-                <w:szCs w:val="20"/>
-              </w:rPr>
-              <w:t>:</w:t>
-            </w:r>
-            <w:r>
-              <w:rPr>
-                <w:sz w:val="20"/>
-                <w:szCs w:val="20"/>
+                <w:lang w:val="en-AU"/>
               </w:rPr>
               <w:t xml:space="preserve"> </w:t>
             </w:r>
             <w:r>
-              <w:rPr>
-                <w:rFonts w:hint="eastAsia"/>
-                <w:sz w:val="20"/>
-                <w:szCs w:val="20"/>
-              </w:rPr>
-              <w:t>45 sessions</w:t>
-            </w:r>
-          </w:p>
-          <w:p>
-            <w:pPr>
-              <w:jc w:val="left"/>
-              <w:rPr>
-                <w:sz w:val="20"/>
-                <w:szCs w:val="20"/>
-              </w:rPr>
-            </w:pPr>
-            <w:r>
-              <w:rPr>
-                <w:rFonts w:hint="eastAsia"/>
-                <w:sz w:val="20"/>
-                <w:szCs w:val="20"/>
-              </w:rPr>
-              <w:t xml:space="preserve">Training </w:t>
-            </w:r>
-            <w:r>
-              <w:rPr>
-                <w:sz w:val="20"/>
-                <w:szCs w:val="20"/>
-              </w:rPr>
-              <w:t>Camp</w:t>
-            </w:r>
-            <w:r>
-              <w:rPr>
-                <w:rFonts w:hint="eastAsia"/>
-                <w:sz w:val="20"/>
-                <w:szCs w:val="20"/>
-              </w:rPr>
-              <w:t>:</w:t>
-            </w:r>
-            <w:r>
-              <w:rPr>
-                <w:sz w:val="20"/>
-                <w:szCs w:val="20"/>
-              </w:rPr>
-              <w:t xml:space="preserve"> 14d (TBD)</w:t>
+              <w:br/>
+            </w:r>
+            <w:r>
+              <w:rPr>
+                <w:rFonts w:ascii="Calibri" w:eastAsia="SimSun" w:hAnsi="Calibri"/>
+                <w:color w:val="000000" w:themeColor="text1"/>
+                <w:szCs w:val="21"/>
+                <w:u w:val="single"/>
+                <w:lang w:val="en-AU"/>
+              </w:rPr>
+              <w:t>N</w:t>
+            </w:r>
+            <w:r>
+              <w:rPr>
+                <w:rFonts w:ascii="Calibri" w:eastAsia="SimSun" w:hAnsi="Calibri"/>
+                <w:color w:val="000000" w:themeColor="text1"/>
+                <w:szCs w:val="21"/>
+                <w:u w:val="single"/>
+              </w:rPr>
+              <w:t>OIP training</w:t>
             </w:r>
           </w:p>
         </w:tc>
         <w:tc>
           <w:tcPr>
-            <w:tcW w:w="768" w:type="pct"/>
-            <w:tcBorders>
-              <w:top w:val="single" w:sz="4" w:space="0" w:color="auto"/>
-              <w:left w:val="single" w:sz="4" w:space="0" w:color="auto"/>
-              <w:bottom w:val="single" w:sz="4" w:space="0" w:color="auto"/>
-              <w:right w:val="single" w:sz="4" w:space="0" w:color="auto"/>
-            </w:tcBorders>
+            <w:tcW w:w="1360" w:type="dxa"/>
+            <w:vMerge/>
+            <w:vAlign w:val="center"/>
           </w:tcPr>
-          <w:p>
-            <w:pPr>
-              <w:jc w:val="left"/>
-              <w:rPr>
-                <w:sz w:val="20"/>
-                <w:szCs w:val="20"/>
-              </w:rPr>
-            </w:pPr>
-            <w:r>
-              <w:rPr>
-                <w:rFonts w:hint="eastAsia"/>
-                <w:sz w:val="20"/>
-                <w:szCs w:val="20"/>
-              </w:rPr>
-              <w:t>6 terms</w:t>
-            </w:r>
-          </w:p>
-        </w:tc>
-      </w:tr>
-      <w:tr>
-        <w:tc>
-          <w:tcPr>
-            <w:tcW w:w="1141" w:type="pct"/>
-            <w:tcBorders>
-              <w:top w:val="single" w:sz="4" w:space="0" w:color="auto"/>
-              <w:left w:val="single" w:sz="4" w:space="0" w:color="auto"/>
-              <w:bottom w:val="single" w:sz="4" w:space="0" w:color="auto"/>
-              <w:right w:val="single" w:sz="4" w:space="0" w:color="auto"/>
-            </w:tcBorders>
-          </w:tcPr>
-          <w:p>
-            <w:pPr>
-              <w:jc w:val="left"/>
-              <w:rPr>
-                <w:b/>
-                <w:bCs/>
-                <w:sz w:val="20"/>
-                <w:szCs w:val="20"/>
-              </w:rPr>
-            </w:pPr>
-            <w:r>
-              <w:rPr>
-                <w:b/>
-                <w:bCs/>
-                <w:sz w:val="20"/>
-                <w:szCs w:val="20"/>
-              </w:rPr>
-              <w:t>Top AIO Performers</w:t>
-            </w:r>
-          </w:p>
-          <w:p>
-            <w:pPr>
-              <w:jc w:val="left"/>
-              <w:rPr>
-                <w:rFonts w:ascii="Segoe UI Emoji" w:hAnsi="Segoe UI Emoji" w:cs="Segoe UI Emoji"/>
-                <w:b/>
-                <w:bCs/>
-                <w:sz w:val="20"/>
-                <w:szCs w:val="20"/>
-              </w:rPr>
-            </w:pPr>
-            <w:r>
-              <w:rPr>
-                <w:b/>
-                <w:bCs/>
-                <w:sz w:val="20"/>
-                <w:szCs w:val="20"/>
-              </w:rPr>
-              <w:t>USACO Gold</w:t>
-            </w:r>
-          </w:p>
-        </w:tc>
-        <w:tc>
-          <w:tcPr>
-            <w:tcW w:w="1160" w:type="pct"/>
-            <w:tcBorders>
-              <w:top w:val="single" w:sz="4" w:space="0" w:color="auto"/>
-              <w:left w:val="single" w:sz="4" w:space="0" w:color="auto"/>
-              <w:bottom w:val="single" w:sz="4" w:space="0" w:color="auto"/>
-              <w:right w:val="single" w:sz="4" w:space="0" w:color="auto"/>
-            </w:tcBorders>
-          </w:tcPr>
-          <w:p>
-            <w:pPr>
-              <w:jc w:val="left"/>
-              <w:rPr>
-                <w:sz w:val="20"/>
-                <w:szCs w:val="20"/>
-              </w:rPr>
-            </w:pPr>
-            <w:r>
-              <w:rPr>
-                <w:sz w:val="20"/>
-                <w:szCs w:val="20"/>
-              </w:rPr>
-              <w:t>Advanced algorithms and efficient data structures.</w:t>
-            </w:r>
-          </w:p>
-        </w:tc>
-        <w:tc>
-          <w:tcPr>
-            <w:tcW w:w="1932" w:type="pct"/>
-            <w:tcBorders>
-              <w:top w:val="single" w:sz="4" w:space="0" w:color="auto"/>
-              <w:left w:val="single" w:sz="4" w:space="0" w:color="auto"/>
-              <w:bottom w:val="single" w:sz="4" w:space="0" w:color="auto"/>
-              <w:right w:val="single" w:sz="4" w:space="0" w:color="auto"/>
-            </w:tcBorders>
-          </w:tcPr>
-          <w:p>
-            <w:pPr>
-              <w:jc w:val="left"/>
-              <w:rPr>
-                <w:rFonts w:cs="Segoe UI Emoji"/>
-                <w:sz w:val="20"/>
-                <w:szCs w:val="20"/>
-              </w:rPr>
-            </w:pPr>
-            <w:r>
-              <w:rPr>
-                <w:rFonts w:cs="Segoe UI Emoji"/>
-                <w:sz w:val="20"/>
-                <w:szCs w:val="20"/>
-                <w:u w:val="single"/>
-              </w:rPr>
-              <w:t>Informati</w:t>
-            </w:r>
-            <w:r>
-              <w:rPr>
-                <w:rFonts w:cs="Segoe UI Emoji" w:hint="eastAsia"/>
-                <w:sz w:val="20"/>
-                <w:szCs w:val="20"/>
-                <w:u w:val="single"/>
-              </w:rPr>
-              <w:t>c</w:t>
-            </w:r>
-            <w:r>
-              <w:rPr>
-                <w:rFonts w:cs="Segoe UI Emoji"/>
-                <w:sz w:val="20"/>
-                <w:szCs w:val="20"/>
-                <w:u w:val="single"/>
-              </w:rPr>
-              <w:t>s Proficiency B</w:t>
-            </w:r>
-            <w:r>
-              <w:rPr>
-                <w:rFonts w:cs="Segoe UI Emoji" w:hint="eastAsia"/>
-                <w:sz w:val="20"/>
-                <w:szCs w:val="20"/>
-              </w:rPr>
-              <w:t>:</w:t>
-            </w:r>
-            <w:r>
-              <w:rPr>
-                <w:rFonts w:cs="Segoe UI Emoji"/>
-                <w:sz w:val="20"/>
-                <w:szCs w:val="20"/>
-              </w:rPr>
-              <w:t xml:space="preserve"> </w:t>
-            </w:r>
-            <w:r>
-              <w:rPr>
-                <w:rFonts w:cs="Segoe UI Emoji" w:hint="eastAsia"/>
-                <w:sz w:val="20"/>
-                <w:szCs w:val="20"/>
-              </w:rPr>
-              <w:t>30</w:t>
-            </w:r>
-            <w:r>
-              <w:rPr>
-                <w:rFonts w:cs="Segoe UI Emoji" w:hint="eastAsia"/>
-                <w:sz w:val="20"/>
-                <w:szCs w:val="20"/>
-              </w:rPr>
-              <w:t xml:space="preserve"> sessions</w:t>
-            </w:r>
-          </w:p>
-          <w:p>
-            <w:pPr>
-              <w:jc w:val="left"/>
-              <w:rPr>
-                <w:rFonts w:cs="Segoe UI Emoji"/>
-                <w:sz w:val="20"/>
-                <w:szCs w:val="20"/>
-              </w:rPr>
-            </w:pPr>
-            <w:r>
-              <w:rPr>
-                <w:rFonts w:cs="Segoe UI Emoji" w:hint="eastAsia"/>
-                <w:sz w:val="20"/>
-                <w:szCs w:val="20"/>
-              </w:rPr>
-              <w:t xml:space="preserve">Training </w:t>
-            </w:r>
-            <w:r>
-              <w:rPr>
-                <w:rFonts w:cs="Segoe UI Emoji"/>
-                <w:sz w:val="20"/>
-                <w:szCs w:val="20"/>
-              </w:rPr>
-              <w:t>Camp</w:t>
-            </w:r>
-            <w:r>
-              <w:rPr>
-                <w:rFonts w:cs="Segoe UI Emoji" w:hint="eastAsia"/>
-                <w:sz w:val="20"/>
-                <w:szCs w:val="20"/>
-              </w:rPr>
-              <w:t>:</w:t>
-            </w:r>
-            <w:r>
-              <w:rPr>
-                <w:rFonts w:cs="Segoe UI Emoji"/>
-                <w:sz w:val="20"/>
-                <w:szCs w:val="20"/>
-              </w:rPr>
-              <w:t xml:space="preserve"> 14d (TBD)</w:t>
-            </w:r>
-          </w:p>
-        </w:tc>
-        <w:tc>
-          <w:tcPr>
-            <w:tcW w:w="768" w:type="pct"/>
-            <w:tcBorders>
-              <w:top w:val="single" w:sz="4" w:space="0" w:color="auto"/>
-              <w:left w:val="single" w:sz="4" w:space="0" w:color="auto"/>
-              <w:bottom w:val="single" w:sz="4" w:space="0" w:color="auto"/>
-              <w:right w:val="single" w:sz="4" w:space="0" w:color="auto"/>
-            </w:tcBorders>
-          </w:tcPr>
-          <w:p>
-            <w:pPr>
-              <w:jc w:val="left"/>
-              <w:rPr>
-                <w:rFonts w:cs="Segoe UI Emoji"/>
-                <w:sz w:val="20"/>
-                <w:szCs w:val="20"/>
-              </w:rPr>
-            </w:pPr>
-            <w:r>
-              <w:rPr>
-                <w:rFonts w:cs="Segoe UI Emoji" w:hint="eastAsia"/>
-                <w:sz w:val="20"/>
-                <w:szCs w:val="20"/>
-              </w:rPr>
-              <w:t>3 terms</w:t>
-            </w:r>
-          </w:p>
-        </w:tc>
-      </w:tr>
-      <w:tr>
-        <w:tc>
-          <w:tcPr>
-            <w:tcW w:w="1141" w:type="pct"/>
-            <w:tcBorders>
-              <w:top w:val="single" w:sz="4" w:space="0" w:color="auto"/>
-              <w:left w:val="single" w:sz="4" w:space="0" w:color="auto"/>
-              <w:bottom w:val="single" w:sz="4" w:space="0" w:color="auto"/>
-              <w:right w:val="single" w:sz="4" w:space="0" w:color="auto"/>
-            </w:tcBorders>
-          </w:tcPr>
-          <w:p>
-            <w:pPr>
-              <w:jc w:val="left"/>
-              <w:rPr>
-                <w:b/>
-                <w:bCs/>
-                <w:sz w:val="20"/>
-                <w:szCs w:val="20"/>
-              </w:rPr>
-            </w:pPr>
-            <w:r>
-              <w:rPr>
-                <w:b/>
-                <w:bCs/>
-                <w:sz w:val="20"/>
-                <w:szCs w:val="20"/>
-              </w:rPr>
-              <w:t>USACO Platinum</w:t>
-            </w:r>
-          </w:p>
-          <w:p>
-            <w:pPr>
-              <w:jc w:val="left"/>
-              <w:rPr>
-                <w:rFonts w:cs="Segoe UI Emoji"/>
-                <w:sz w:val="20"/>
-                <w:szCs w:val="20"/>
-              </w:rPr>
-            </w:pPr>
-          </w:p>
-        </w:tc>
-        <w:tc>
-          <w:tcPr>
-            <w:tcW w:w="1160" w:type="pct"/>
-            <w:tcBorders>
-              <w:top w:val="single" w:sz="4" w:space="0" w:color="auto"/>
-              <w:left w:val="single" w:sz="4" w:space="0" w:color="auto"/>
-              <w:bottom w:val="single" w:sz="4" w:space="0" w:color="auto"/>
-              <w:right w:val="single" w:sz="4" w:space="0" w:color="auto"/>
-            </w:tcBorders>
-          </w:tcPr>
-          <w:p>
-            <w:pPr>
-              <w:jc w:val="left"/>
-              <w:rPr>
-                <w:sz w:val="20"/>
-                <w:szCs w:val="20"/>
-              </w:rPr>
-            </w:pPr>
-            <w:r>
-              <w:rPr>
-                <w:sz w:val="20"/>
-                <w:szCs w:val="20"/>
-              </w:rPr>
-              <w:t>Highly optimized and complex algorithmic solutions.</w:t>
-            </w:r>
-          </w:p>
-        </w:tc>
-        <w:tc>
-          <w:tcPr>
-            <w:tcW w:w="1932" w:type="pct"/>
-            <w:tcBorders>
-              <w:top w:val="single" w:sz="4" w:space="0" w:color="auto"/>
-              <w:left w:val="single" w:sz="4" w:space="0" w:color="auto"/>
-              <w:bottom w:val="single" w:sz="4" w:space="0" w:color="auto"/>
-              <w:right w:val="single" w:sz="4" w:space="0" w:color="auto"/>
-            </w:tcBorders>
-          </w:tcPr>
-          <w:p>
-            <w:pPr>
-              <w:jc w:val="left"/>
-              <w:rPr>
-                <w:rFonts w:cs="Segoe UI Emoji"/>
-                <w:sz w:val="20"/>
-                <w:szCs w:val="20"/>
-                <w:u w:val="single"/>
-              </w:rPr>
-            </w:pPr>
-            <w:r>
-              <w:rPr>
-                <w:rFonts w:cs="Segoe UI Emoji"/>
-                <w:sz w:val="20"/>
-                <w:szCs w:val="20"/>
-                <w:u w:val="single"/>
-              </w:rPr>
-              <w:t>Informati</w:t>
-            </w:r>
-            <w:r>
-              <w:rPr>
-                <w:rFonts w:cs="Segoe UI Emoji" w:hint="eastAsia"/>
-                <w:sz w:val="20"/>
-                <w:szCs w:val="20"/>
-                <w:u w:val="single"/>
-              </w:rPr>
-              <w:t>c</w:t>
-            </w:r>
-            <w:r>
-              <w:rPr>
-                <w:rFonts w:cs="Segoe UI Emoji"/>
-                <w:sz w:val="20"/>
-                <w:szCs w:val="20"/>
-                <w:u w:val="single"/>
-              </w:rPr>
-              <w:t>s Proficiency B</w:t>
-            </w:r>
-          </w:p>
-          <w:p>
-            <w:pPr>
-              <w:jc w:val="left"/>
-              <w:rPr>
-                <w:rFonts w:cs="Segoe UI Emoji"/>
-                <w:sz w:val="20"/>
-                <w:szCs w:val="20"/>
-              </w:rPr>
-            </w:pPr>
-            <w:r>
-              <w:rPr>
-                <w:rFonts w:cs="Segoe UI Emoji"/>
-                <w:sz w:val="20"/>
-                <w:szCs w:val="20"/>
-              </w:rPr>
-              <w:t xml:space="preserve">+ </w:t>
-            </w:r>
-            <w:r>
-              <w:rPr>
-                <w:rFonts w:cs="Segoe UI Emoji"/>
-                <w:sz w:val="20"/>
-                <w:szCs w:val="20"/>
-                <w:u w:val="single"/>
-              </w:rPr>
-              <w:t>NOIP training</w:t>
-            </w:r>
-            <w:r>
-              <w:rPr>
-                <w:rFonts w:cs="Segoe UI Emoji" w:hint="eastAsia"/>
-                <w:sz w:val="20"/>
-                <w:szCs w:val="20"/>
-              </w:rPr>
-              <w:t>: 30 sessions</w:t>
-            </w:r>
-          </w:p>
-        </w:tc>
-        <w:tc>
-          <w:tcPr>
-            <w:tcW w:w="768" w:type="pct"/>
-            <w:tcBorders>
-              <w:top w:val="single" w:sz="4" w:space="0" w:color="auto"/>
-              <w:left w:val="single" w:sz="4" w:space="0" w:color="auto"/>
-              <w:bottom w:val="single" w:sz="4" w:space="0" w:color="auto"/>
-              <w:right w:val="single" w:sz="4" w:space="0" w:color="auto"/>
-            </w:tcBorders>
-          </w:tcPr>
-          <w:p>
-            <w:pPr>
-              <w:jc w:val="left"/>
-              <w:rPr>
-                <w:rFonts w:cs="Segoe UI Emoji"/>
-                <w:sz w:val="20"/>
-                <w:szCs w:val="20"/>
-              </w:rPr>
-            </w:pPr>
-            <w:r>
-              <w:rPr>
-                <w:rFonts w:cs="Segoe UI Emoji"/>
-                <w:sz w:val="20"/>
-                <w:szCs w:val="20"/>
-              </w:rPr>
-              <w:t>Highly individual</w:t>
-            </w:r>
-          </w:p>
+          <w:p/>
         </w:tc>
       </w:tr>
     </w:tbl>
+    <w:p/>
     <w:p/>
     <w:p>
       <w:pPr>
@@ -1653,6 +1714,155 @@
 <file path=word/numbering.xml><?xml version="1.0" encoding="utf-8"?>
 <w:numbering xmlns:wpc="http://schemas.microsoft.com/office/word/2010/wordprocessingCanvas" xmlns:cx="http://schemas.microsoft.com/office/drawing/2014/chartex" xmlns:cx1="http://schemas.microsoft.com/office/drawing/2015/9/8/chartex" xmlns:cx2="http://schemas.microsoft.com/office/drawing/2015/10/21/chartex" xmlns:cx3="http://schemas.microsoft.com/office/drawing/2016/5/9/chartex" xmlns:cx4="http://schemas.microsoft.com/office/drawing/2016/5/10/chartex" xmlns:cx5="http://schemas.microsoft.com/office/drawing/2016/5/11/chartex" xmlns:cx6="http://schemas.microsoft.com/office/drawing/2016/5/12/chartex" xmlns:cx7="http://schemas.microsoft.com/office/drawing/2016/5/13/chartex" xmlns:cx8="http://schemas.microsoft.com/office/drawing/2016/5/14/chartex" xmlns:mc="http://schemas.openxmlformats.org/markup-compatibility/2006" xmlns:aink="http://schemas.microsoft.com/office/drawing/2016/ink" xmlns:am3d="http://schemas.microsoft.com/office/drawing/2017/model3d" xmlns:o="urn:schemas-microsoft-com:office:office" xmlns:oel="http://schemas.microsoft.com/office/2019/extlst" xmlns:r="http://schemas.openxmlformats.org/officeDocument/2006/relationships" xmlns:m="http://schemas.openxmlformats.org/officeDocument/2006/math" xmlns:v="urn:schemas-microsoft-com:vml" xmlns:wp14="http://schemas.microsoft.com/office/word/2010/wordprocessingDrawing" xmlns:wp="http://schemas.openxmlformats.org/drawingml/2006/wordprocessingDrawing" xmlns:w10="urn:schemas-microsoft-com:office:word" xmlns:w="http://schemas.openxmlformats.org/wordprocessingml/2006/main" xmlns:w14="http://schemas.microsoft.com/office/word/2010/wordml" xmlns:w15="http://schemas.microsoft.com/office/word/2012/wordml" xmlns:w16cex="http://schemas.microsoft.com/office/word/2018/wordml/cex" xmlns:w16cid="http://schemas.microsoft.com/office/word/2016/wordml/cid" xmlns:w16="http://schemas.microsoft.com/office/word/2018/wordml" xmlns:w16du="http://schemas.microsoft.com/office/word/2023/wordml/word16du" xmlns:w16sdtdh="http://schemas.microsoft.com/office/word/2020/wordml/sdtdatahash" xmlns:w16sdtfl="http://schemas.microsoft.com/office/word/2024/wordml/sdtformatlock" xmlns:w16se="http://schemas.microsoft.com/office/word/2015/wordml/symex" xmlns:wpg="http://schemas.microsoft.com/office/word/2010/wordprocessingGroup" xmlns:wpi="http://schemas.microsoft.com/office/word/2010/wordprocessingInk" xmlns:wne="http://schemas.microsoft.com/office/word/2006/wordml" xmlns:wps="http://schemas.microsoft.com/office/word/2010/wordprocessingShape" mc:Ignorable="w14 w15 w16se w16cid w16 w16cex w16sdtdh w16sdtfl w16du wp14">
   <w:abstractNum w:abstractNumId="0" w15:restartNumberingAfterBreak="0">
+    <w:nsid w:val="0E0E742B"/>
+    <w:multiLevelType w:val="multilevel"/>
+    <w:tmpl w:val="A8FEB172"/>
+    <w:lvl w:ilvl="0">
+      <w:start w:val="1"/>
+      <w:numFmt w:val="bullet"/>
+      <w:lvlText w:val=""/>
+      <w:lvlJc w:val="left"/>
+      <w:pPr>
+        <w:tabs>
+          <w:tab w:val="num" w:pos="720"/>
+        </w:tabs>
+        <w:ind w:left="720" w:hanging="360"/>
+      </w:pPr>
+      <w:rPr>
+        <w:rFonts w:ascii="Symbol" w:hAnsi="Symbol" w:hint="default"/>
+        <w:sz w:val="20"/>
+      </w:rPr>
+    </w:lvl>
+    <w:lvl w:ilvl="1" w:tentative="1">
+      <w:start w:val="1"/>
+      <w:numFmt w:val="bullet"/>
+      <w:lvlText w:val=""/>
+      <w:lvlJc w:val="left"/>
+      <w:pPr>
+        <w:tabs>
+          <w:tab w:val="num" w:pos="1440"/>
+        </w:tabs>
+        <w:ind w:left="1440" w:hanging="360"/>
+      </w:pPr>
+      <w:rPr>
+        <w:rFonts w:ascii="Symbol" w:hAnsi="Symbol" w:hint="default"/>
+        <w:sz w:val="20"/>
+      </w:rPr>
+    </w:lvl>
+    <w:lvl w:ilvl="2" w:tentative="1">
+      <w:start w:val="1"/>
+      <w:numFmt w:val="bullet"/>
+      <w:lvlText w:val=""/>
+      <w:lvlJc w:val="left"/>
+      <w:pPr>
+        <w:tabs>
+          <w:tab w:val="num" w:pos="2160"/>
+        </w:tabs>
+        <w:ind w:left="2160" w:hanging="360"/>
+      </w:pPr>
+      <w:rPr>
+        <w:rFonts w:ascii="Symbol" w:hAnsi="Symbol" w:hint="default"/>
+        <w:sz w:val="20"/>
+      </w:rPr>
+    </w:lvl>
+    <w:lvl w:ilvl="3" w:tentative="1">
+      <w:start w:val="1"/>
+      <w:numFmt w:val="bullet"/>
+      <w:lvlText w:val=""/>
+      <w:lvlJc w:val="left"/>
+      <w:pPr>
+        <w:tabs>
+          <w:tab w:val="num" w:pos="2880"/>
+        </w:tabs>
+        <w:ind w:left="2880" w:hanging="360"/>
+      </w:pPr>
+      <w:rPr>
+        <w:rFonts w:ascii="Symbol" w:hAnsi="Symbol" w:hint="default"/>
+        <w:sz w:val="20"/>
+      </w:rPr>
+    </w:lvl>
+    <w:lvl w:ilvl="4" w:tentative="1">
+      <w:start w:val="1"/>
+      <w:numFmt w:val="bullet"/>
+      <w:lvlText w:val=""/>
+      <w:lvlJc w:val="left"/>
+      <w:pPr>
+        <w:tabs>
+          <w:tab w:val="num" w:pos="3600"/>
+        </w:tabs>
+        <w:ind w:left="3600" w:hanging="360"/>
+      </w:pPr>
+      <w:rPr>
+        <w:rFonts w:ascii="Symbol" w:hAnsi="Symbol" w:hint="default"/>
+        <w:sz w:val="20"/>
+      </w:rPr>
+    </w:lvl>
+    <w:lvl w:ilvl="5" w:tentative="1">
+      <w:start w:val="1"/>
+      <w:numFmt w:val="bullet"/>
+      <w:lvlText w:val=""/>
+      <w:lvlJc w:val="left"/>
+      <w:pPr>
+        <w:tabs>
+          <w:tab w:val="num" w:pos="4320"/>
+        </w:tabs>
+        <w:ind w:left="4320" w:hanging="360"/>
+      </w:pPr>
+      <w:rPr>
+        <w:rFonts w:ascii="Symbol" w:hAnsi="Symbol" w:hint="default"/>
+        <w:sz w:val="20"/>
+      </w:rPr>
+    </w:lvl>
+    <w:lvl w:ilvl="6" w:tentative="1">
+      <w:start w:val="1"/>
+      <w:numFmt w:val="bullet"/>
+      <w:lvlText w:val=""/>
+      <w:lvlJc w:val="left"/>
+      <w:pPr>
+        <w:tabs>
+          <w:tab w:val="num" w:pos="5040"/>
+        </w:tabs>
+        <w:ind w:left="5040" w:hanging="360"/>
+      </w:pPr>
+      <w:rPr>
+        <w:rFonts w:ascii="Symbol" w:hAnsi="Symbol" w:hint="default"/>
+        <w:sz w:val="20"/>
+      </w:rPr>
+    </w:lvl>
+    <w:lvl w:ilvl="7" w:tentative="1">
+      <w:start w:val="1"/>
+      <w:numFmt w:val="bullet"/>
+      <w:lvlText w:val=""/>
+      <w:lvlJc w:val="left"/>
+      <w:pPr>
+        <w:tabs>
+          <w:tab w:val="num" w:pos="5760"/>
+        </w:tabs>
+        <w:ind w:left="5760" w:hanging="360"/>
+      </w:pPr>
+      <w:rPr>
+        <w:rFonts w:ascii="Symbol" w:hAnsi="Symbol" w:hint="default"/>
+        <w:sz w:val="20"/>
+      </w:rPr>
+    </w:lvl>
+    <w:lvl w:ilvl="8" w:tentative="1">
+      <w:start w:val="1"/>
+      <w:numFmt w:val="bullet"/>
+      <w:lvlText w:val=""/>
+      <w:lvlJc w:val="left"/>
+      <w:pPr>
+        <w:tabs>
+          <w:tab w:val="num" w:pos="6480"/>
+        </w:tabs>
+        <w:ind w:left="6480" w:hanging="360"/>
+      </w:pPr>
+      <w:rPr>
+        <w:rFonts w:ascii="Symbol" w:hAnsi="Symbol" w:hint="default"/>
+        <w:sz w:val="20"/>
+      </w:rPr>
+    </w:lvl>
+  </w:abstractNum>
+  <w:abstractNum w:abstractNumId="1" w15:restartNumberingAfterBreak="0">
     <w:nsid w:val="0F415FB7"/>
     <w:multiLevelType w:val="hybridMultilevel"/>
     <w:tmpl w:val="82F43C84"/>
@@ -1741,7 +1951,7 @@
       </w:pPr>
     </w:lvl>
   </w:abstractNum>
-  <w:abstractNum w:abstractNumId="1" w15:restartNumberingAfterBreak="0">
+  <w:abstractNum w:abstractNumId="2" w15:restartNumberingAfterBreak="0">
     <w:nsid w:val="11AD4D7E"/>
     <w:multiLevelType w:val="hybridMultilevel"/>
     <w:tmpl w:val="3882575E"/>
@@ -1854,7 +2064,7 @@
       </w:rPr>
     </w:lvl>
   </w:abstractNum>
-  <w:abstractNum w:abstractNumId="2" w15:restartNumberingAfterBreak="0">
+  <w:abstractNum w:abstractNumId="3" w15:restartNumberingAfterBreak="0">
     <w:nsid w:val="1FCF0C36"/>
     <w:multiLevelType w:val="hybridMultilevel"/>
     <w:tmpl w:val="3AF07B82"/>
@@ -1967,7 +2177,7 @@
       </w:rPr>
     </w:lvl>
   </w:abstractNum>
-  <w:abstractNum w:abstractNumId="3" w15:restartNumberingAfterBreak="0">
+  <w:abstractNum w:abstractNumId="4" w15:restartNumberingAfterBreak="0">
     <w:nsid w:val="307F3495"/>
     <w:multiLevelType w:val="multilevel"/>
     <w:tmpl w:val="CDE2D54A"/>
@@ -2080,7 +2290,7 @@
       </w:rPr>
     </w:lvl>
   </w:abstractNum>
-  <w:abstractNum w:abstractNumId="4" w15:restartNumberingAfterBreak="0">
+  <w:abstractNum w:abstractNumId="5" w15:restartNumberingAfterBreak="0">
     <w:nsid w:val="6542748A"/>
     <w:multiLevelType w:val="multilevel"/>
     <w:tmpl w:val="6914A0FE"/>
@@ -2194,19 +2404,22 @@
     </w:lvl>
   </w:abstractNum>
   <w:num w:numId="1" w16cid:durableId="2087144229">
+    <w:abstractNumId w:val="3"/>
+  </w:num>
+  <w:num w:numId="2" w16cid:durableId="1011446912">
     <w:abstractNumId w:val="2"/>
   </w:num>
-  <w:num w:numId="2" w16cid:durableId="1011446912">
+  <w:num w:numId="3" w16cid:durableId="1949241853">
     <w:abstractNumId w:val="1"/>
   </w:num>
-  <w:num w:numId="3" w16cid:durableId="1949241853">
-    <w:abstractNumId w:val="0"/>
-  </w:num>
   <w:num w:numId="4" w16cid:durableId="313263410">
-    <w:abstractNumId w:val="3"/>
+    <w:abstractNumId w:val="4"/>
   </w:num>
   <w:num w:numId="5" w16cid:durableId="1272320611">
-    <w:abstractNumId w:val="4"/>
+    <w:abstractNumId w:val="5"/>
+  </w:num>
+  <w:num w:numId="6" w16cid:durableId="1862890856">
+    <w:abstractNumId w:val="0"/>
   </w:num>
 </w:numbering>
 </file>
@@ -2528,7 +2741,6 @@
   <w:style w:type="character" w:default="1" w:styleId="DefaultParagraphFont">
     <w:name w:val="Default Paragraph Font"/>
     <w:uiPriority w:val="1"/>
-    <w:semiHidden/>
     <w:unhideWhenUsed/>
   </w:style>
   <w:style w:type="table" w:default="1" w:styleId="TableNormal">
